--- a/public/Arunaresume.docx
+++ b/public/Arunaresume.docx
@@ -61,7 +61,17 @@
           <w:sz w:val="24"/>
           <w:szCs w:val="24"/>
         </w:rPr>
-        <w:t>Contact No</w:t>
+        <w:t xml:space="preserve">Contact </w:t>
+      </w:r>
+      <w:proofErr w:type="gramStart"/>
+      <w:r>
+        <w:rPr>
+          <w:rFonts w:ascii="Times New Roman" w:eastAsia="Dotum" w:hAnsi="Times New Roman" w:cs="Times New Roman"/>
+          <w:b/>
+          <w:sz w:val="24"/>
+          <w:szCs w:val="24"/>
+        </w:rPr>
+        <w:t>No</w:t>
       </w:r>
       <w:r>
         <w:rPr>
@@ -72,6 +82,7 @@
         </w:rPr>
         <w:t xml:space="preserve"> :</w:t>
       </w:r>
+      <w:proofErr w:type="gramEnd"/>
       <w:r>
         <w:rPr>
           <w:rFonts w:ascii="Times New Roman" w:eastAsia="Dotum" w:hAnsi="Times New Roman" w:cs="Times New Roman"/>
@@ -115,8 +126,19 @@
           <w:sz w:val="24"/>
           <w:szCs w:val="24"/>
         </w:rPr>
-        <w:t>–ID :</w:t>
-      </w:r>
+        <w:t>–</w:t>
+      </w:r>
+      <w:proofErr w:type="gramStart"/>
+      <w:r>
+        <w:rPr>
+          <w:rFonts w:ascii="Times New Roman" w:eastAsia="Dotum" w:hAnsi="Times New Roman" w:cs="Times New Roman"/>
+          <w:b/>
+          <w:sz w:val="24"/>
+          <w:szCs w:val="24"/>
+        </w:rPr>
+        <w:t>ID :</w:t>
+      </w:r>
+      <w:proofErr w:type="gramEnd"/>
       <w:r>
         <w:rPr>
           <w:rFonts w:ascii="Times New Roman" w:eastAsia="Dotum" w:hAnsi="Times New Roman" w:cs="Times New Roman"/>
@@ -406,7 +428,16 @@
           <w:sz w:val="24"/>
           <w:szCs w:val="24"/>
         </w:rPr>
-        <w:t xml:space="preserve"> of</w:t>
+        <w:t xml:space="preserve"> </w:t>
+      </w:r>
+      <w:proofErr w:type="gramStart"/>
+      <w:r>
+        <w:rPr>
+          <w:rFonts w:ascii="Times New Roman" w:eastAsia="Dotum" w:hAnsi="Times New Roman" w:cs="Times New Roman"/>
+          <w:sz w:val="24"/>
+          <w:szCs w:val="24"/>
+        </w:rPr>
+        <w:t>of</w:t>
       </w:r>
       <w:r>
         <w:rPr>
@@ -433,7 +464,17 @@
           <w:szCs w:val="24"/>
           <w:lang w:val="en-IN"/>
         </w:rPr>
-        <w:t xml:space="preserve">IT Software </w:t>
+        <w:t>IT</w:t>
+      </w:r>
+      <w:proofErr w:type="gramEnd"/>
+      <w:r>
+        <w:rPr>
+          <w:rFonts w:ascii="Times New Roman" w:eastAsia="Dotum" w:hAnsi="Times New Roman" w:cs="Times New Roman"/>
+          <w:sz w:val="24"/>
+          <w:szCs w:val="24"/>
+          <w:lang w:val="en-IN"/>
+        </w:rPr>
+        <w:t xml:space="preserve"> Software </w:t>
       </w:r>
       <w:r>
         <w:rPr>
@@ -627,7 +668,25 @@
           <w:sz w:val="24"/>
           <w:szCs w:val="24"/>
         </w:rPr>
-        <w:t xml:space="preserve">Design Pattern,  Data Driven and </w:t>
+        <w:t xml:space="preserve">Design </w:t>
+      </w:r>
+      <w:proofErr w:type="gramStart"/>
+      <w:r>
+        <w:rPr>
+          <w:rFonts w:ascii="Times New Roman" w:eastAsia="Dotum" w:hAnsi="Times New Roman" w:cs="Times New Roman"/>
+          <w:sz w:val="24"/>
+          <w:szCs w:val="24"/>
+        </w:rPr>
+        <w:t>Pattern,  Data</w:t>
+      </w:r>
+      <w:proofErr w:type="gramEnd"/>
+      <w:r>
+        <w:rPr>
+          <w:rFonts w:ascii="Times New Roman" w:eastAsia="Dotum" w:hAnsi="Times New Roman" w:cs="Times New Roman"/>
+          <w:sz w:val="24"/>
+          <w:szCs w:val="24"/>
+        </w:rPr>
+        <w:t xml:space="preserve"> Driven and </w:t>
       </w:r>
       <w:r>
         <w:rPr>
@@ -1308,7 +1367,25 @@
           <w:sz w:val="24"/>
           <w:szCs w:val="24"/>
         </w:rPr>
-        <w:t xml:space="preserve">Experience in Functional, Smoke, Regression and End to End  Testing. </w:t>
+        <w:t xml:space="preserve">Experience in Functional, Smoke, Regression and End to </w:t>
+      </w:r>
+      <w:proofErr w:type="gramStart"/>
+      <w:r>
+        <w:rPr>
+          <w:rFonts w:ascii="Times New Roman" w:eastAsia="Dotum" w:hAnsi="Times New Roman" w:cs="Times New Roman"/>
+          <w:sz w:val="24"/>
+          <w:szCs w:val="24"/>
+        </w:rPr>
+        <w:t>End  Testing</w:t>
+      </w:r>
+      <w:proofErr w:type="gramEnd"/>
+      <w:r>
+        <w:rPr>
+          <w:rFonts w:ascii="Times New Roman" w:eastAsia="Dotum" w:hAnsi="Times New Roman" w:cs="Times New Roman"/>
+          <w:sz w:val="24"/>
+          <w:szCs w:val="24"/>
+        </w:rPr>
+        <w:t xml:space="preserve">. </w:t>
       </w:r>
     </w:p>
     <w:p>
@@ -1334,7 +1411,25 @@
           <w:sz w:val="24"/>
           <w:szCs w:val="24"/>
         </w:rPr>
-        <w:t>Experience in preparation of  Test scenarios, Test cases, Test data collection, Test execution and Defect reporting.</w:t>
+        <w:t xml:space="preserve">Experience in preparation </w:t>
+      </w:r>
+      <w:proofErr w:type="gramStart"/>
+      <w:r>
+        <w:rPr>
+          <w:rFonts w:ascii="Times New Roman" w:eastAsia="Dotum" w:hAnsi="Times New Roman" w:cs="Times New Roman"/>
+          <w:sz w:val="24"/>
+          <w:szCs w:val="24"/>
+        </w:rPr>
+        <w:t>of  Test</w:t>
+      </w:r>
+      <w:proofErr w:type="gramEnd"/>
+      <w:r>
+        <w:rPr>
+          <w:rFonts w:ascii="Times New Roman" w:eastAsia="Dotum" w:hAnsi="Times New Roman" w:cs="Times New Roman"/>
+          <w:sz w:val="24"/>
+          <w:szCs w:val="24"/>
+        </w:rPr>
+        <w:t xml:space="preserve"> scenarios, Test cases, Test data collection, Test execution and Defect reporting.</w:t>
       </w:r>
     </w:p>
     <w:p>
@@ -1360,8 +1455,18 @@
           <w:sz w:val="24"/>
           <w:szCs w:val="24"/>
         </w:rPr>
-        <w:t>Participated in all the agile ceremonies planning, daily scrum call delivery and reporting sprint level deliverable. .</w:t>
-      </w:r>
+        <w:t>Participated in all the agile ceremonies planning, daily scrum call delivery and reporting sprint level deliverable</w:t>
+      </w:r>
+      <w:proofErr w:type="gramStart"/>
+      <w:r>
+        <w:rPr>
+          <w:rFonts w:ascii="Times New Roman" w:eastAsia="Dotum" w:hAnsi="Times New Roman" w:cs="Times New Roman"/>
+          <w:sz w:val="24"/>
+          <w:szCs w:val="24"/>
+        </w:rPr>
+        <w:t>. .</w:t>
+      </w:r>
+      <w:proofErr w:type="gramEnd"/>
     </w:p>
     <w:p>
       <w:pPr>
@@ -1732,6 +1837,7 @@
           <w:szCs w:val="24"/>
         </w:rPr>
       </w:pPr>
+      <w:proofErr w:type="spellStart"/>
       <w:r>
         <w:rPr>
           <w:rFonts w:ascii="Times New Roman" w:eastAsia="Dotum" w:hAnsi="Times New Roman" w:cs="Times New Roman"/>
@@ -1740,26 +1846,60 @@
           <w:szCs w:val="24"/>
           <w:lang w:val="en-IN"/>
         </w:rPr>
-        <w:t>Sengamala Thayaar Educational Trust Women’s College</w:t>
-      </w:r>
-      <w:r>
-        <w:rPr>
-          <w:rFonts w:ascii="Times New Roman" w:eastAsia="Dotum" w:hAnsi="Times New Roman" w:cs="Times New Roman"/>
+        <w:t>Sengamala</w:t>
+      </w:r>
+      <w:proofErr w:type="spellEnd"/>
+      <w:r>
+        <w:rPr>
+          <w:rFonts w:ascii="Times New Roman" w:eastAsia="Dotum" w:hAnsi="Times New Roman" w:cs="Times New Roman"/>
+          <w:b/>
           <w:sz w:val="24"/>
           <w:szCs w:val="24"/>
           <w:lang w:val="en-IN"/>
         </w:rPr>
         <w:t xml:space="preserve"> </w:t>
       </w:r>
-      <w:r>
-        <w:rPr>
-          <w:rFonts w:ascii="Times New Roman" w:eastAsia="Dotum" w:hAnsi="Times New Roman" w:cs="Times New Roman"/>
+      <w:proofErr w:type="spellStart"/>
+      <w:r>
+        <w:rPr>
+          <w:rFonts w:ascii="Times New Roman" w:eastAsia="Dotum" w:hAnsi="Times New Roman" w:cs="Times New Roman"/>
+          <w:b/>
           <w:sz w:val="24"/>
           <w:szCs w:val="24"/>
           <w:lang w:val="en-IN"/>
         </w:rPr>
+        <w:t>Thayaar</w:t>
+      </w:r>
+      <w:proofErr w:type="spellEnd"/>
+      <w:r>
+        <w:rPr>
+          <w:rFonts w:ascii="Times New Roman" w:eastAsia="Dotum" w:hAnsi="Times New Roman" w:cs="Times New Roman"/>
+          <w:b/>
+          <w:sz w:val="24"/>
+          <w:szCs w:val="24"/>
+          <w:lang w:val="en-IN"/>
+        </w:rPr>
+        <w:t xml:space="preserve"> Educational Trust Women’s College</w:t>
+      </w:r>
+      <w:r>
+        <w:rPr>
+          <w:rFonts w:ascii="Times New Roman" w:eastAsia="Dotum" w:hAnsi="Times New Roman" w:cs="Times New Roman"/>
+          <w:sz w:val="24"/>
+          <w:szCs w:val="24"/>
+          <w:lang w:val="en-IN"/>
+        </w:rPr>
+        <w:t xml:space="preserve"> </w:t>
+      </w:r>
+      <w:r>
+        <w:rPr>
+          <w:rFonts w:ascii="Times New Roman" w:eastAsia="Dotum" w:hAnsi="Times New Roman" w:cs="Times New Roman"/>
+          <w:sz w:val="24"/>
+          <w:szCs w:val="24"/>
+          <w:lang w:val="en-IN"/>
+        </w:rPr>
         <w:t xml:space="preserve">- </w:t>
       </w:r>
+      <w:proofErr w:type="spellStart"/>
       <w:r>
         <w:rPr>
           <w:rFonts w:ascii="Times New Roman" w:eastAsia="Dotum" w:hAnsi="Times New Roman" w:cs="Times New Roman"/>
@@ -1771,6 +1911,7 @@
         </w:rPr>
         <w:t>Bsc</w:t>
       </w:r>
+      <w:proofErr w:type="spellEnd"/>
       <w:r>
         <w:rPr>
           <w:rFonts w:ascii="Times New Roman" w:eastAsia="Dotum" w:hAnsi="Times New Roman" w:cs="Times New Roman"/>
@@ -1937,148 +2078,206 @@
       <w:pPr>
         <w:pStyle w:val="ListParagraph"/>
         <w:spacing w:before="240" w:after="240"/>
-        <w:ind w:left="0" w:firstLine="720"/>
-        <w:rPr>
-          <w:rFonts w:ascii="Times New Roman" w:eastAsia="Dotum" w:hAnsi="Times New Roman" w:cs="Times New Roman"/>
-          <w:sz w:val="24"/>
-          <w:szCs w:val="24"/>
-        </w:rPr>
-      </w:pPr>
-      <w:r>
-        <w:rPr>
-          <w:rFonts w:ascii="Times New Roman" w:eastAsia="Dotum" w:hAnsi="Times New Roman" w:cs="Times New Roman"/>
-          <w:b/>
-          <w:i/>
-          <w:sz w:val="24"/>
-          <w:szCs w:val="24"/>
+        <w:jc w:val="both"/>
+        <w:rPr>
+          <w:rFonts w:ascii="Arial Black" w:eastAsia="Dotum" w:hAnsi="Arial Black" w:cs="Times New Roman"/>
+          <w:sz w:val="20"/>
+          <w:szCs w:val="20"/>
           <w:lang w:val="en-IN"/>
         </w:rPr>
-        <w:t>XXX</w:t>
-      </w:r>
-      <w:r>
-        <w:rPr>
-          <w:rFonts w:ascii="Times New Roman" w:eastAsia="Dotum" w:hAnsi="Times New Roman" w:cs="Times New Roman"/>
-          <w:i/>
-          <w:sz w:val="24"/>
-          <w:szCs w:val="24"/>
-        </w:rPr>
-        <w:t xml:space="preserve">, </w:t>
-      </w:r>
-      <w:r>
-        <w:rPr>
-          <w:rFonts w:ascii="Times New Roman" w:eastAsia="Dotum" w:hAnsi="Times New Roman" w:cs="Times New Roman"/>
-          <w:b/>
-          <w:i/>
-          <w:sz w:val="24"/>
-          <w:szCs w:val="24"/>
-        </w:rPr>
-        <w:t>CHENNAI</w:t>
-      </w:r>
-      <w:r>
-        <w:rPr>
-          <w:rFonts w:ascii="Times New Roman" w:eastAsia="Dotum" w:hAnsi="Times New Roman" w:cs="Times New Roman"/>
-          <w:sz w:val="24"/>
-          <w:szCs w:val="24"/>
-        </w:rPr>
-        <w:t xml:space="preserve"> </w:t>
+      </w:pPr>
+      <w:r>
+        <w:rPr>
+          <w:rFonts w:ascii="Arial Black" w:eastAsia="Dotum" w:hAnsi="Arial Black" w:cs="Times New Roman"/>
+          <w:b/>
+          <w:bCs/>
+          <w:sz w:val="20"/>
+          <w:szCs w:val="20"/>
+        </w:rPr>
+        <w:t>Software Test Engineer</w:t>
+      </w:r>
+      <w:r>
+        <w:rPr>
+          <w:rFonts w:ascii="Arial Black" w:eastAsia="Dotum" w:hAnsi="Arial Black" w:cs="Times New Roman"/>
+          <w:sz w:val="20"/>
+          <w:szCs w:val="20"/>
+        </w:rPr>
+        <w:br/>
+      </w:r>
+      <w:proofErr w:type="spellStart"/>
+      <w:r>
+        <w:rPr>
+          <w:rFonts w:ascii="Arial Black" w:eastAsia="Dotum" w:hAnsi="Arial Black" w:cs="Times New Roman"/>
+          <w:b/>
+          <w:bCs/>
+          <w:sz w:val="20"/>
+          <w:szCs w:val="20"/>
+        </w:rPr>
+        <w:t>Versuche</w:t>
+      </w:r>
+      <w:proofErr w:type="spellEnd"/>
+      <w:r>
+        <w:rPr>
+          <w:rFonts w:ascii="Arial Black" w:eastAsia="Dotum" w:hAnsi="Arial Black" w:cs="Times New Roman"/>
+          <w:b/>
+          <w:bCs/>
+          <w:sz w:val="20"/>
+          <w:szCs w:val="20"/>
+        </w:rPr>
+        <w:t xml:space="preserve"> Technologies Pvt Ltd – Chennai</w:t>
+      </w:r>
+      <w:r>
+        <w:rPr>
+          <w:rFonts w:ascii="Arial Black" w:eastAsia="Dotum" w:hAnsi="Arial Black" w:cs="Times New Roman"/>
+          <w:sz w:val="20"/>
+          <w:szCs w:val="20"/>
+        </w:rPr>
+        <w:br/>
+      </w:r>
+      <w:r>
+        <w:rPr>
+          <w:rFonts w:ascii="Arial Black" w:eastAsia="Dotum" w:hAnsi="Arial Black" w:cs="Times New Roman"/>
+          <w:b/>
+          <w:bCs/>
+          <w:sz w:val="20"/>
+          <w:szCs w:val="20"/>
+        </w:rPr>
+        <w:t>Jan 2021 – Present | 5 Years Experience</w:t>
+      </w:r>
+      <w:r>
+        <w:rPr>
+          <w:rFonts w:ascii="Arial Black" w:eastAsia="Dotum" w:hAnsi="Arial Black" w:cs="Times New Roman"/>
+          <w:sz w:val="20"/>
+          <w:szCs w:val="20"/>
+          <w:lang w:val="en-IN"/>
+        </w:rPr>
+        <w:t xml:space="preserve">  </w:t>
       </w:r>
     </w:p>
     <w:p>
       <w:pPr>
         <w:pStyle w:val="ListParagraph"/>
         <w:spacing w:before="240" w:after="240"/>
-        <w:ind w:left="0" w:firstLine="720"/>
-        <w:rPr>
-          <w:rFonts w:ascii="Times New Roman" w:eastAsia="Dotum" w:hAnsi="Times New Roman" w:cs="Times New Roman"/>
-          <w:sz w:val="24"/>
-          <w:szCs w:val="24"/>
-        </w:rPr>
-      </w:pPr>
-      <w:r>
-        <w:rPr>
-          <w:rFonts w:ascii="Times New Roman" w:eastAsia="Dotum" w:hAnsi="Times New Roman" w:cs="Times New Roman"/>
-          <w:sz w:val="24"/>
-          <w:szCs w:val="24"/>
-        </w:rPr>
-        <w:t xml:space="preserve">SoftwareTest Engineer </w:t>
-      </w:r>
+        <w:jc w:val="both"/>
+        <w:rPr>
+          <w:rFonts w:ascii="Arial Black" w:eastAsia="Dotum" w:hAnsi="Arial Black" w:cs="Times New Roman"/>
+          <w:sz w:val="20"/>
+          <w:szCs w:val="20"/>
+          <w:lang w:val="en-IN"/>
+        </w:rPr>
+      </w:pPr>
     </w:p>
     <w:p>
       <w:pPr>
         <w:pStyle w:val="ListParagraph"/>
+        <w:numPr>
+          <w:ilvl w:val="0"/>
+          <w:numId w:val="9"/>
+        </w:numPr>
         <w:spacing w:before="240" w:after="240"/>
-        <w:ind w:left="0" w:firstLine="720"/>
-        <w:rPr>
-          <w:rFonts w:ascii="Times New Roman" w:eastAsia="Dotum" w:hAnsi="Times New Roman" w:cs="Times New Roman"/>
-          <w:sz w:val="24"/>
-          <w:szCs w:val="24"/>
-        </w:rPr>
-      </w:pPr>
-      <w:r>
-        <w:rPr>
-          <w:rFonts w:ascii="Times New Roman" w:eastAsia="Dotum" w:hAnsi="Times New Roman" w:cs="Times New Roman"/>
-          <w:sz w:val="24"/>
-          <w:szCs w:val="24"/>
+        <w:jc w:val="both"/>
+        <w:rPr>
+          <w:rFonts w:ascii="Aptos" w:eastAsia="Dotum" w:hAnsi="Aptos"/>
+          <w:sz w:val="20"/>
+          <w:szCs w:val="20"/>
           <w:lang w:val="en-IN"/>
         </w:rPr>
-        <w:t>May 20</w:t>
-      </w:r>
-      <w:r>
-        <w:rPr>
-          <w:rFonts w:ascii="Times New Roman" w:eastAsia="Dotum" w:hAnsi="Times New Roman" w:cs="Times New Roman"/>
-          <w:sz w:val="24"/>
-          <w:szCs w:val="24"/>
+      </w:pPr>
+      <w:r>
+        <w:rPr>
+          <w:rFonts w:ascii="Aptos" w:eastAsia="Dotum" w:hAnsi="Aptos"/>
+          <w:sz w:val="20"/>
+          <w:szCs w:val="20"/>
           <w:lang w:val="en-IN"/>
         </w:rPr>
-        <w:t>21</w:t>
-      </w:r>
-      <w:r>
-        <w:rPr>
-          <w:rFonts w:ascii="Times New Roman" w:eastAsia="Dotum" w:hAnsi="Times New Roman" w:cs="Times New Roman"/>
-          <w:sz w:val="24"/>
-          <w:szCs w:val="24"/>
-        </w:rPr>
-        <w:t xml:space="preserve"> -</w:t>
-      </w:r>
-      <w:r>
-        <w:rPr>
-          <w:rFonts w:ascii="Times New Roman" w:eastAsia="Dotum" w:hAnsi="Times New Roman" w:cs="Times New Roman"/>
-          <w:sz w:val="24"/>
-          <w:szCs w:val="24"/>
-        </w:rPr>
-        <w:t xml:space="preserve"> </w:t>
-      </w:r>
-      <w:r>
-        <w:rPr>
-          <w:rFonts w:ascii="Times New Roman" w:eastAsia="Dotum" w:hAnsi="Times New Roman" w:cs="Times New Roman"/>
-          <w:sz w:val="24"/>
-          <w:szCs w:val="24"/>
-        </w:rPr>
-        <w:t>Nov</w:t>
-      </w:r>
-      <w:r>
-        <w:rPr>
-          <w:rFonts w:ascii="Times New Roman" w:eastAsia="Dotum" w:hAnsi="Times New Roman" w:cs="Times New Roman"/>
-          <w:sz w:val="24"/>
-          <w:szCs w:val="24"/>
-        </w:rPr>
-        <w:t xml:space="preserve"> 202</w:t>
-      </w:r>
-      <w:r>
-        <w:rPr>
-          <w:rFonts w:ascii="Times New Roman" w:eastAsia="Dotum" w:hAnsi="Times New Roman" w:cs="Times New Roman"/>
-          <w:sz w:val="24"/>
-          <w:szCs w:val="24"/>
-        </w:rPr>
-        <w:t>6</w:t>
-      </w:r>
-      <w:r>
-        <w:rPr>
-          <w:rFonts w:ascii="Times New Roman" w:eastAsia="Dotum" w:hAnsi="Times New Roman" w:cs="Times New Roman"/>
-          <w:sz w:val="24"/>
-          <w:szCs w:val="24"/>
-        </w:rPr>
-        <w:t>.</w:t>
+        <w:t>Manual &amp; Automation Testing (Selenium)</w:t>
+      </w:r>
+    </w:p>
+    <w:p>
+      <w:pPr>
+        <w:pStyle w:val="ListParagraph"/>
+        <w:numPr>
+          <w:ilvl w:val="0"/>
+          <w:numId w:val="9"/>
+        </w:numPr>
+        <w:spacing w:before="240" w:after="240"/>
+        <w:jc w:val="both"/>
+        <w:rPr>
+          <w:rFonts w:ascii="Aptos" w:eastAsia="Dotum" w:hAnsi="Aptos" w:cs="Times New Roman"/>
+          <w:sz w:val="20"/>
+          <w:szCs w:val="20"/>
+          <w:lang w:val="en-IN"/>
+        </w:rPr>
+      </w:pPr>
+      <w:r>
+        <w:rPr>
+          <w:rFonts w:ascii="Aptos" w:eastAsia="Dotum" w:hAnsi="Aptos" w:cs="Times New Roman"/>
+          <w:sz w:val="20"/>
+          <w:szCs w:val="20"/>
+          <w:lang w:val="en-IN"/>
+        </w:rPr>
+        <w:t>Test Case Creation &amp; Execution</w:t>
+      </w:r>
+    </w:p>
+    <w:p>
+      <w:pPr>
+        <w:pStyle w:val="ListParagraph"/>
+        <w:numPr>
+          <w:ilvl w:val="0"/>
+          <w:numId w:val="9"/>
+        </w:numPr>
+        <w:spacing w:before="240" w:after="240"/>
+        <w:jc w:val="both"/>
+        <w:rPr>
+          <w:rFonts w:ascii="Aptos" w:eastAsia="Dotum" w:hAnsi="Aptos" w:cs="Times New Roman"/>
+          <w:sz w:val="20"/>
+          <w:szCs w:val="20"/>
+          <w:lang w:val="en-IN"/>
+        </w:rPr>
+      </w:pPr>
+      <w:r>
+        <w:rPr>
+          <w:rFonts w:ascii="Aptos" w:eastAsia="Dotum" w:hAnsi="Aptos" w:cs="Times New Roman"/>
+          <w:sz w:val="20"/>
+          <w:szCs w:val="20"/>
+          <w:lang w:val="en-IN"/>
+        </w:rPr>
+        <w:t>Bug Tracking &amp; Reporting</w:t>
+      </w:r>
+    </w:p>
+    <w:p>
+      <w:pPr>
+        <w:pStyle w:val="ListParagraph"/>
+        <w:numPr>
+          <w:ilvl w:val="0"/>
+          <w:numId w:val="9"/>
+        </w:numPr>
+        <w:spacing w:before="240" w:after="240"/>
+        <w:jc w:val="both"/>
+        <w:rPr>
+          <w:rFonts w:ascii="Aptos" w:eastAsia="Dotum" w:hAnsi="Aptos" w:cs="Times New Roman"/>
+          <w:sz w:val="20"/>
+          <w:szCs w:val="20"/>
+          <w:lang w:val="en-IN"/>
+        </w:rPr>
+      </w:pPr>
+      <w:r>
+        <w:rPr>
+          <w:rFonts w:ascii="Aptos" w:eastAsia="Dotum" w:hAnsi="Aptos" w:cs="Times New Roman"/>
+          <w:sz w:val="20"/>
+          <w:szCs w:val="20"/>
+          <w:lang w:val="en-IN"/>
+        </w:rPr>
+        <w:t>Regression &amp; Functional Testing</w:t>
+      </w:r>
+      <w:r>
+        <w:rPr>
+          <w:rFonts w:ascii="Aptos" w:eastAsia="Dotum" w:hAnsi="Aptos" w:cs="Times New Roman"/>
+          <w:sz w:val="20"/>
+          <w:szCs w:val="20"/>
+          <w:lang w:val="en-IN"/>
+        </w:rPr>
+        <w:t xml:space="preserve">   </w:t>
       </w:r>
     </w:p>
     <w:tbl>
@@ -2224,6 +2423,7 @@
         </w:rPr>
         <w:tab/>
       </w:r>
+      <w:proofErr w:type="gramStart"/>
       <w:r>
         <w:rPr>
           <w:rFonts w:ascii="Times New Roman" w:eastAsia="Dotum" w:hAnsi="Times New Roman" w:cs="Times New Roman"/>
@@ -2231,6 +2431,23 @@
           <w:szCs w:val="24"/>
         </w:rPr>
         <w:t>JAVA</w:t>
+      </w:r>
+      <w:r>
+        <w:rPr>
+          <w:rFonts w:ascii="Times New Roman" w:eastAsia="Dotum" w:hAnsi="Times New Roman" w:cs="Times New Roman"/>
+          <w:sz w:val="24"/>
+          <w:szCs w:val="24"/>
+        </w:rPr>
+        <w:t xml:space="preserve"> ,</w:t>
+      </w:r>
+      <w:proofErr w:type="gramEnd"/>
+      <w:r>
+        <w:rPr>
+          <w:rFonts w:ascii="Times New Roman" w:eastAsia="Dotum" w:hAnsi="Times New Roman" w:cs="Times New Roman"/>
+          <w:sz w:val="24"/>
+          <w:szCs w:val="24"/>
+        </w:rPr>
+        <w:t xml:space="preserve"> PYTHON, REACT JS</w:t>
       </w:r>
     </w:p>
     <w:p>
@@ -3156,7 +3373,17 @@
           <w:szCs w:val="24"/>
           <w:lang w:val="en-IN" w:eastAsia="ko-KR"/>
         </w:rPr>
-        <w:t xml:space="preserve"> automation</w:t>
+        <w:t xml:space="preserve"> </w:t>
+      </w:r>
+      <w:proofErr w:type="gramStart"/>
+      <w:r>
+        <w:rPr>
+          <w:rFonts w:ascii="Times New Roman" w:eastAsia="Dotum" w:hAnsi="Times New Roman" w:cs="Times New Roman"/>
+          <w:sz w:val="24"/>
+          <w:szCs w:val="24"/>
+          <w:lang w:val="en-IN" w:eastAsia="ko-KR"/>
+        </w:rPr>
+        <w:t>automation</w:t>
       </w:r>
       <w:r>
         <w:rPr>
@@ -3174,7 +3401,17 @@
           <w:szCs w:val="24"/>
           <w:lang w:eastAsia="ko-KR"/>
         </w:rPr>
-        <w:t>The Company’s business consists of selling</w:t>
+        <w:t>The</w:t>
+      </w:r>
+      <w:proofErr w:type="gramEnd"/>
+      <w:r>
+        <w:rPr>
+          <w:rFonts w:ascii="Times New Roman" w:eastAsia="Dotum" w:hAnsi="Times New Roman" w:cs="Times New Roman"/>
+          <w:sz w:val="24"/>
+          <w:szCs w:val="24"/>
+          <w:lang w:eastAsia="ko-KR"/>
+        </w:rPr>
+        <w:t xml:space="preserve"> Company’s business consists of selling</w:t>
       </w:r>
       <w:r>
         <w:rPr>
@@ -3328,8 +3565,10 @@
           <w:sz w:val="24"/>
           <w:szCs w:val="24"/>
         </w:rPr>
+        <w:lastRenderedPageBreak/>
         <w:t xml:space="preserve">Test Automation </w:t>
       </w:r>
+      <w:proofErr w:type="gramStart"/>
       <w:r>
         <w:rPr>
           <w:rFonts w:ascii="Times New Roman" w:eastAsia="Dotum" w:hAnsi="Times New Roman" w:cs="Times New Roman"/>
@@ -3345,7 +3584,34 @@
           <w:sz w:val="24"/>
           <w:szCs w:val="24"/>
         </w:rPr>
-        <w:t xml:space="preserve"> Selenium Webdriver </w:t>
+        <w:t xml:space="preserve"> Selenium</w:t>
+      </w:r>
+      <w:proofErr w:type="gramEnd"/>
+      <w:r>
+        <w:rPr>
+          <w:rFonts w:ascii="Times New Roman" w:eastAsia="Dotum" w:hAnsi="Times New Roman" w:cs="Times New Roman"/>
+          <w:sz w:val="24"/>
+          <w:szCs w:val="24"/>
+        </w:rPr>
+        <w:t xml:space="preserve"> </w:t>
+      </w:r>
+      <w:proofErr w:type="spellStart"/>
+      <w:r>
+        <w:rPr>
+          <w:rFonts w:ascii="Times New Roman" w:eastAsia="Dotum" w:hAnsi="Times New Roman" w:cs="Times New Roman"/>
+          <w:sz w:val="24"/>
+          <w:szCs w:val="24"/>
+        </w:rPr>
+        <w:t>Webdriver</w:t>
+      </w:r>
+      <w:proofErr w:type="spellEnd"/>
+      <w:r>
+        <w:rPr>
+          <w:rFonts w:ascii="Times New Roman" w:eastAsia="Dotum" w:hAnsi="Times New Roman" w:cs="Times New Roman"/>
+          <w:sz w:val="24"/>
+          <w:szCs w:val="24"/>
+        </w:rPr>
+        <w:t xml:space="preserve"> </w:t>
       </w:r>
       <w:r>
         <w:rPr>
@@ -3450,9 +3716,18 @@
           <w:sz w:val="24"/>
           <w:szCs w:val="24"/>
         </w:rPr>
-        <w:lastRenderedPageBreak/>
-        <w:t>Creating and enhancing Test Cases (Test Scripts) using Element locators, WebDriver methods, Java programming concepts .</w:t>
-      </w:r>
+        <w:t xml:space="preserve">Creating and enhancing Test Cases (Test Scripts) using Element locators, WebDriver methods, Java programming </w:t>
+      </w:r>
+      <w:proofErr w:type="gramStart"/>
+      <w:r>
+        <w:rPr>
+          <w:rFonts w:ascii="Times New Roman" w:eastAsia="Dotum" w:hAnsi="Times New Roman" w:cs="Times New Roman"/>
+          <w:sz w:val="24"/>
+          <w:szCs w:val="24"/>
+        </w:rPr>
+        <w:t>concepts .</w:t>
+      </w:r>
+      <w:proofErr w:type="gramEnd"/>
     </w:p>
     <w:p>
       <w:pPr>
@@ -4609,7 +4884,6 @@
                 <w:sz w:val="24"/>
                 <w:szCs w:val="24"/>
               </w:rPr>
-              <w:lastRenderedPageBreak/>
               <w:t>DECLARATION</w:t>
             </w:r>
           </w:p>
@@ -4686,6 +4960,7 @@
           <w:szCs w:val="24"/>
         </w:rPr>
       </w:pPr>
+      <w:proofErr w:type="gramStart"/>
       <w:r>
         <w:rPr>
           <w:rFonts w:ascii="Times New Roman" w:eastAsia="Dotum" w:hAnsi="Times New Roman" w:cs="Times New Roman"/>
@@ -4695,6 +4970,7 @@
         </w:rPr>
         <w:t>Date :</w:t>
       </w:r>
+      <w:proofErr w:type="gramEnd"/>
       <w:r>
         <w:rPr>
           <w:rFonts w:ascii="Times New Roman" w:eastAsia="Dotum" w:hAnsi="Times New Roman" w:cs="Times New Roman"/>
@@ -4960,6 +5236,155 @@
     </w:lvl>
   </w:abstractNum>
   <w:abstractNum w:abstractNumId="1" w15:restartNumberingAfterBreak="0">
+    <w:nsid w:val="0DA361CC"/>
+    <w:multiLevelType w:val="multilevel"/>
+    <w:tmpl w:val="47FE31BA"/>
+    <w:lvl w:ilvl="0">
+      <w:start w:val="1"/>
+      <w:numFmt w:val="bullet"/>
+      <w:lvlText w:val=""/>
+      <w:lvlJc w:val="left"/>
+      <w:pPr>
+        <w:tabs>
+          <w:tab w:val="num" w:pos="720"/>
+        </w:tabs>
+        <w:ind w:left="720" w:hanging="360"/>
+      </w:pPr>
+      <w:rPr>
+        <w:rFonts w:ascii="Symbol" w:hAnsi="Symbol" w:hint="default"/>
+        <w:sz w:val="20"/>
+      </w:rPr>
+    </w:lvl>
+    <w:lvl w:ilvl="1" w:tentative="1">
+      <w:start w:val="1"/>
+      <w:numFmt w:val="bullet"/>
+      <w:lvlText w:val="o"/>
+      <w:lvlJc w:val="left"/>
+      <w:pPr>
+        <w:tabs>
+          <w:tab w:val="num" w:pos="1440"/>
+        </w:tabs>
+        <w:ind w:left="1440" w:hanging="360"/>
+      </w:pPr>
+      <w:rPr>
+        <w:rFonts w:ascii="Courier New" w:hAnsi="Courier New" w:hint="default"/>
+        <w:sz w:val="20"/>
+      </w:rPr>
+    </w:lvl>
+    <w:lvl w:ilvl="2" w:tentative="1">
+      <w:start w:val="1"/>
+      <w:numFmt w:val="bullet"/>
+      <w:lvlText w:val=""/>
+      <w:lvlJc w:val="left"/>
+      <w:pPr>
+        <w:tabs>
+          <w:tab w:val="num" w:pos="2160"/>
+        </w:tabs>
+        <w:ind w:left="2160" w:hanging="360"/>
+      </w:pPr>
+      <w:rPr>
+        <w:rFonts w:ascii="Wingdings" w:hAnsi="Wingdings" w:hint="default"/>
+        <w:sz w:val="20"/>
+      </w:rPr>
+    </w:lvl>
+    <w:lvl w:ilvl="3" w:tentative="1">
+      <w:start w:val="1"/>
+      <w:numFmt w:val="bullet"/>
+      <w:lvlText w:val=""/>
+      <w:lvlJc w:val="left"/>
+      <w:pPr>
+        <w:tabs>
+          <w:tab w:val="num" w:pos="2880"/>
+        </w:tabs>
+        <w:ind w:left="2880" w:hanging="360"/>
+      </w:pPr>
+      <w:rPr>
+        <w:rFonts w:ascii="Wingdings" w:hAnsi="Wingdings" w:hint="default"/>
+        <w:sz w:val="20"/>
+      </w:rPr>
+    </w:lvl>
+    <w:lvl w:ilvl="4" w:tentative="1">
+      <w:start w:val="1"/>
+      <w:numFmt w:val="bullet"/>
+      <w:lvlText w:val=""/>
+      <w:lvlJc w:val="left"/>
+      <w:pPr>
+        <w:tabs>
+          <w:tab w:val="num" w:pos="3600"/>
+        </w:tabs>
+        <w:ind w:left="3600" w:hanging="360"/>
+      </w:pPr>
+      <w:rPr>
+        <w:rFonts w:ascii="Wingdings" w:hAnsi="Wingdings" w:hint="default"/>
+        <w:sz w:val="20"/>
+      </w:rPr>
+    </w:lvl>
+    <w:lvl w:ilvl="5" w:tentative="1">
+      <w:start w:val="1"/>
+      <w:numFmt w:val="bullet"/>
+      <w:lvlText w:val=""/>
+      <w:lvlJc w:val="left"/>
+      <w:pPr>
+        <w:tabs>
+          <w:tab w:val="num" w:pos="4320"/>
+        </w:tabs>
+        <w:ind w:left="4320" w:hanging="360"/>
+      </w:pPr>
+      <w:rPr>
+        <w:rFonts w:ascii="Wingdings" w:hAnsi="Wingdings" w:hint="default"/>
+        <w:sz w:val="20"/>
+      </w:rPr>
+    </w:lvl>
+    <w:lvl w:ilvl="6" w:tentative="1">
+      <w:start w:val="1"/>
+      <w:numFmt w:val="bullet"/>
+      <w:lvlText w:val=""/>
+      <w:lvlJc w:val="left"/>
+      <w:pPr>
+        <w:tabs>
+          <w:tab w:val="num" w:pos="5040"/>
+        </w:tabs>
+        <w:ind w:left="5040" w:hanging="360"/>
+      </w:pPr>
+      <w:rPr>
+        <w:rFonts w:ascii="Wingdings" w:hAnsi="Wingdings" w:hint="default"/>
+        <w:sz w:val="20"/>
+      </w:rPr>
+    </w:lvl>
+    <w:lvl w:ilvl="7" w:tentative="1">
+      <w:start w:val="1"/>
+      <w:numFmt w:val="bullet"/>
+      <w:lvlText w:val=""/>
+      <w:lvlJc w:val="left"/>
+      <w:pPr>
+        <w:tabs>
+          <w:tab w:val="num" w:pos="5760"/>
+        </w:tabs>
+        <w:ind w:left="5760" w:hanging="360"/>
+      </w:pPr>
+      <w:rPr>
+        <w:rFonts w:ascii="Wingdings" w:hAnsi="Wingdings" w:hint="default"/>
+        <w:sz w:val="20"/>
+      </w:rPr>
+    </w:lvl>
+    <w:lvl w:ilvl="8" w:tentative="1">
+      <w:start w:val="1"/>
+      <w:numFmt w:val="bullet"/>
+      <w:lvlText w:val=""/>
+      <w:lvlJc w:val="left"/>
+      <w:pPr>
+        <w:tabs>
+          <w:tab w:val="num" w:pos="6480"/>
+        </w:tabs>
+        <w:ind w:left="6480" w:hanging="360"/>
+      </w:pPr>
+      <w:rPr>
+        <w:rFonts w:ascii="Wingdings" w:hAnsi="Wingdings" w:hint="default"/>
+        <w:sz w:val="20"/>
+      </w:rPr>
+    </w:lvl>
+  </w:abstractNum>
+  <w:abstractNum w:abstractNumId="2" w15:restartNumberingAfterBreak="0">
     <w:nsid w:val="1E252F30"/>
     <w:multiLevelType w:val="hybridMultilevel"/>
     <w:tmpl w:val="12E2AC62"/>
@@ -5072,7 +5497,7 @@
       </w:rPr>
     </w:lvl>
   </w:abstractNum>
-  <w:abstractNum w:abstractNumId="2" w15:restartNumberingAfterBreak="0">
+  <w:abstractNum w:abstractNumId="3" w15:restartNumberingAfterBreak="0">
     <w:nsid w:val="1EA41E3D"/>
     <w:multiLevelType w:val="hybridMultilevel"/>
     <w:tmpl w:val="8910C134"/>
@@ -5185,7 +5610,7 @@
       </w:rPr>
     </w:lvl>
   </w:abstractNum>
-  <w:abstractNum w:abstractNumId="3" w15:restartNumberingAfterBreak="0">
+  <w:abstractNum w:abstractNumId="4" w15:restartNumberingAfterBreak="0">
     <w:nsid w:val="34CD5667"/>
     <w:multiLevelType w:val="hybridMultilevel"/>
     <w:tmpl w:val="F3FC983C"/>
@@ -5301,7 +5726,120 @@
       </w:rPr>
     </w:lvl>
   </w:abstractNum>
-  <w:abstractNum w:abstractNumId="4" w15:restartNumberingAfterBreak="0">
+  <w:abstractNum w:abstractNumId="5" w15:restartNumberingAfterBreak="0">
+    <w:nsid w:val="400A0516"/>
+    <w:multiLevelType w:val="hybridMultilevel"/>
+    <w:tmpl w:val="B6240E2A"/>
+    <w:lvl w:ilvl="0" w:tplc="40090001">
+      <w:start w:val="1"/>
+      <w:numFmt w:val="bullet"/>
+      <w:lvlText w:val=""/>
+      <w:lvlJc w:val="left"/>
+      <w:pPr>
+        <w:ind w:left="1440" w:hanging="360"/>
+      </w:pPr>
+      <w:rPr>
+        <w:rFonts w:ascii="Symbol" w:hAnsi="Symbol" w:hint="default"/>
+      </w:rPr>
+    </w:lvl>
+    <w:lvl w:ilvl="1" w:tplc="40090003" w:tentative="1">
+      <w:start w:val="1"/>
+      <w:numFmt w:val="bullet"/>
+      <w:lvlText w:val="o"/>
+      <w:lvlJc w:val="left"/>
+      <w:pPr>
+        <w:ind w:left="2160" w:hanging="360"/>
+      </w:pPr>
+      <w:rPr>
+        <w:rFonts w:ascii="Courier New" w:hAnsi="Courier New" w:cs="Courier New" w:hint="default"/>
+      </w:rPr>
+    </w:lvl>
+    <w:lvl w:ilvl="2" w:tplc="40090005" w:tentative="1">
+      <w:start w:val="1"/>
+      <w:numFmt w:val="bullet"/>
+      <w:lvlText w:val=""/>
+      <w:lvlJc w:val="left"/>
+      <w:pPr>
+        <w:ind w:left="2880" w:hanging="360"/>
+      </w:pPr>
+      <w:rPr>
+        <w:rFonts w:ascii="Wingdings" w:hAnsi="Wingdings" w:hint="default"/>
+      </w:rPr>
+    </w:lvl>
+    <w:lvl w:ilvl="3" w:tplc="40090001" w:tentative="1">
+      <w:start w:val="1"/>
+      <w:numFmt w:val="bullet"/>
+      <w:lvlText w:val=""/>
+      <w:lvlJc w:val="left"/>
+      <w:pPr>
+        <w:ind w:left="3600" w:hanging="360"/>
+      </w:pPr>
+      <w:rPr>
+        <w:rFonts w:ascii="Symbol" w:hAnsi="Symbol" w:hint="default"/>
+      </w:rPr>
+    </w:lvl>
+    <w:lvl w:ilvl="4" w:tplc="40090003" w:tentative="1">
+      <w:start w:val="1"/>
+      <w:numFmt w:val="bullet"/>
+      <w:lvlText w:val="o"/>
+      <w:lvlJc w:val="left"/>
+      <w:pPr>
+        <w:ind w:left="4320" w:hanging="360"/>
+      </w:pPr>
+      <w:rPr>
+        <w:rFonts w:ascii="Courier New" w:hAnsi="Courier New" w:cs="Courier New" w:hint="default"/>
+      </w:rPr>
+    </w:lvl>
+    <w:lvl w:ilvl="5" w:tplc="40090005" w:tentative="1">
+      <w:start w:val="1"/>
+      <w:numFmt w:val="bullet"/>
+      <w:lvlText w:val=""/>
+      <w:lvlJc w:val="left"/>
+      <w:pPr>
+        <w:ind w:left="5040" w:hanging="360"/>
+      </w:pPr>
+      <w:rPr>
+        <w:rFonts w:ascii="Wingdings" w:hAnsi="Wingdings" w:hint="default"/>
+      </w:rPr>
+    </w:lvl>
+    <w:lvl w:ilvl="6" w:tplc="40090001" w:tentative="1">
+      <w:start w:val="1"/>
+      <w:numFmt w:val="bullet"/>
+      <w:lvlText w:val=""/>
+      <w:lvlJc w:val="left"/>
+      <w:pPr>
+        <w:ind w:left="5760" w:hanging="360"/>
+      </w:pPr>
+      <w:rPr>
+        <w:rFonts w:ascii="Symbol" w:hAnsi="Symbol" w:hint="default"/>
+      </w:rPr>
+    </w:lvl>
+    <w:lvl w:ilvl="7" w:tplc="40090003" w:tentative="1">
+      <w:start w:val="1"/>
+      <w:numFmt w:val="bullet"/>
+      <w:lvlText w:val="o"/>
+      <w:lvlJc w:val="left"/>
+      <w:pPr>
+        <w:ind w:left="6480" w:hanging="360"/>
+      </w:pPr>
+      <w:rPr>
+        <w:rFonts w:ascii="Courier New" w:hAnsi="Courier New" w:cs="Courier New" w:hint="default"/>
+      </w:rPr>
+    </w:lvl>
+    <w:lvl w:ilvl="8" w:tplc="40090005" w:tentative="1">
+      <w:start w:val="1"/>
+      <w:numFmt w:val="bullet"/>
+      <w:lvlText w:val=""/>
+      <w:lvlJc w:val="left"/>
+      <w:pPr>
+        <w:ind w:left="7200" w:hanging="360"/>
+      </w:pPr>
+      <w:rPr>
+        <w:rFonts w:ascii="Wingdings" w:hAnsi="Wingdings" w:hint="default"/>
+      </w:rPr>
+    </w:lvl>
+  </w:abstractNum>
+  <w:abstractNum w:abstractNumId="6" w15:restartNumberingAfterBreak="0">
     <w:nsid w:val="45F456BF"/>
     <w:multiLevelType w:val="multilevel"/>
     <w:tmpl w:val="45F456BF"/>
@@ -5414,7 +5952,7 @@
       </w:rPr>
     </w:lvl>
   </w:abstractNum>
-  <w:abstractNum w:abstractNumId="5" w15:restartNumberingAfterBreak="0">
+  <w:abstractNum w:abstractNumId="7" w15:restartNumberingAfterBreak="0">
     <w:nsid w:val="55986735"/>
     <w:multiLevelType w:val="multilevel"/>
     <w:tmpl w:val="55986735"/>
@@ -5527,7 +6065,7 @@
       </w:rPr>
     </w:lvl>
   </w:abstractNum>
-  <w:abstractNum w:abstractNumId="6" w15:restartNumberingAfterBreak="0">
+  <w:abstractNum w:abstractNumId="8" w15:restartNumberingAfterBreak="0">
     <w:nsid w:val="71A75C9C"/>
     <w:multiLevelType w:val="hybridMultilevel"/>
     <w:tmpl w:val="0858682A"/>
@@ -5644,25 +6182,31 @@
     </w:lvl>
   </w:abstractNum>
   <w:num w:numId="1" w16cid:durableId="77990867">
-    <w:abstractNumId w:val="4"/>
+    <w:abstractNumId w:val="6"/>
   </w:num>
   <w:num w:numId="2" w16cid:durableId="672073175">
     <w:abstractNumId w:val="0"/>
   </w:num>
   <w:num w:numId="3" w16cid:durableId="1980644389">
-    <w:abstractNumId w:val="5"/>
+    <w:abstractNumId w:val="7"/>
   </w:num>
   <w:num w:numId="4" w16cid:durableId="196089888">
+    <w:abstractNumId w:val="2"/>
+  </w:num>
+  <w:num w:numId="5" w16cid:durableId="1327979006">
+    <w:abstractNumId w:val="4"/>
+  </w:num>
+  <w:num w:numId="6" w16cid:durableId="1686438059">
+    <w:abstractNumId w:val="8"/>
+  </w:num>
+  <w:num w:numId="7" w16cid:durableId="2145654361">
+    <w:abstractNumId w:val="3"/>
+  </w:num>
+  <w:num w:numId="8" w16cid:durableId="348221070">
     <w:abstractNumId w:val="1"/>
   </w:num>
-  <w:num w:numId="5" w16cid:durableId="1327979006">
-    <w:abstractNumId w:val="3"/>
-  </w:num>
-  <w:num w:numId="6" w16cid:durableId="1686438059">
-    <w:abstractNumId w:val="6"/>
-  </w:num>
-  <w:num w:numId="7" w16cid:durableId="2145654361">
-    <w:abstractNumId w:val="2"/>
+  <w:num w:numId="9" w16cid:durableId="582036147">
+    <w:abstractNumId w:val="5"/>
   </w:num>
 </w:numbering>
 </file>
@@ -6256,6 +6800,19 @@
       <w:rFonts w:ascii="Times New Roman" w:eastAsia="Times New Roman" w:hAnsi="Times New Roman" w:cs="Times New Roman"/>
     </w:rPr>
   </w:style>
+  <w:style w:type="paragraph" w:styleId="NormalWeb">
+    <w:name w:val="Normal (Web)"/>
+    <w:basedOn w:val="Normal"/>
+    <w:uiPriority w:val="99"/>
+    <w:semiHidden/>
+    <w:unhideWhenUsed/>
+    <w:rsid w:val="008C36AF"/>
+    <w:rPr>
+      <w:rFonts w:ascii="Times New Roman" w:hAnsi="Times New Roman" w:cs="Times New Roman"/>
+      <w:sz w:val="24"/>
+      <w:szCs w:val="24"/>
+    </w:rPr>
+  </w:style>
 </w:styles>
 </file>
 

--- a/public/Arunaresume.docx
+++ b/public/Arunaresume.docx
@@ -61,17 +61,7 @@
           <w:sz w:val="24"/>
           <w:szCs w:val="24"/>
         </w:rPr>
-        <w:t xml:space="preserve">Contact </w:t>
-      </w:r>
-      <w:proofErr w:type="gramStart"/>
-      <w:r>
-        <w:rPr>
-          <w:rFonts w:ascii="Times New Roman" w:eastAsia="Dotum" w:hAnsi="Times New Roman" w:cs="Times New Roman"/>
-          <w:b/>
-          <w:sz w:val="24"/>
-          <w:szCs w:val="24"/>
-        </w:rPr>
-        <w:t>No</w:t>
+        <w:t>Contact No</w:t>
       </w:r>
       <w:r>
         <w:rPr>
@@ -82,7 +72,6 @@
         </w:rPr>
         <w:t xml:space="preserve"> :</w:t>
       </w:r>
-      <w:proofErr w:type="gramEnd"/>
       <w:r>
         <w:rPr>
           <w:rFonts w:ascii="Times New Roman" w:eastAsia="Dotum" w:hAnsi="Times New Roman" w:cs="Times New Roman"/>
@@ -126,19 +115,8 @@
           <w:sz w:val="24"/>
           <w:szCs w:val="24"/>
         </w:rPr>
-        <w:t>–</w:t>
-      </w:r>
-      <w:proofErr w:type="gramStart"/>
-      <w:r>
-        <w:rPr>
-          <w:rFonts w:ascii="Times New Roman" w:eastAsia="Dotum" w:hAnsi="Times New Roman" w:cs="Times New Roman"/>
-          <w:b/>
-          <w:sz w:val="24"/>
-          <w:szCs w:val="24"/>
-        </w:rPr>
-        <w:t>ID :</w:t>
-      </w:r>
-      <w:proofErr w:type="gramEnd"/>
+        <w:t>–ID :</w:t>
+      </w:r>
       <w:r>
         <w:rPr>
           <w:rFonts w:ascii="Times New Roman" w:eastAsia="Dotum" w:hAnsi="Times New Roman" w:cs="Times New Roman"/>
@@ -428,17 +406,17 @@
           <w:sz w:val="24"/>
           <w:szCs w:val="24"/>
         </w:rPr>
+        <w:t xml:space="preserve"> of</w:t>
+      </w:r>
+      <w:r>
+        <w:rPr>
+          <w:rFonts w:ascii="Times New Roman" w:eastAsia="Dotum" w:hAnsi="Times New Roman" w:cs="Times New Roman"/>
+          <w:sz w:val="24"/>
+          <w:szCs w:val="24"/>
+          <w:lang w:val="en-IN"/>
+        </w:rPr>
         <w:t xml:space="preserve"> </w:t>
       </w:r>
-      <w:proofErr w:type="gramStart"/>
-      <w:r>
-        <w:rPr>
-          <w:rFonts w:ascii="Times New Roman" w:eastAsia="Dotum" w:hAnsi="Times New Roman" w:cs="Times New Roman"/>
-          <w:sz w:val="24"/>
-          <w:szCs w:val="24"/>
-        </w:rPr>
-        <w:t>of</w:t>
-      </w:r>
       <w:r>
         <w:rPr>
           <w:rFonts w:ascii="Times New Roman" w:eastAsia="Dotum" w:hAnsi="Times New Roman" w:cs="Times New Roman"/>
@@ -455,26 +433,7 @@
           <w:szCs w:val="24"/>
           <w:lang w:val="en-IN"/>
         </w:rPr>
-        <w:t xml:space="preserve"> </w:t>
-      </w:r>
-      <w:r>
-        <w:rPr>
-          <w:rFonts w:ascii="Times New Roman" w:eastAsia="Dotum" w:hAnsi="Times New Roman" w:cs="Times New Roman"/>
-          <w:sz w:val="24"/>
-          <w:szCs w:val="24"/>
-          <w:lang w:val="en-IN"/>
-        </w:rPr>
-        <w:t>IT</w:t>
-      </w:r>
-      <w:proofErr w:type="gramEnd"/>
-      <w:r>
-        <w:rPr>
-          <w:rFonts w:ascii="Times New Roman" w:eastAsia="Dotum" w:hAnsi="Times New Roman" w:cs="Times New Roman"/>
-          <w:sz w:val="24"/>
-          <w:szCs w:val="24"/>
-          <w:lang w:val="en-IN"/>
-        </w:rPr>
-        <w:t xml:space="preserve"> Software </w:t>
+        <w:t xml:space="preserve">IT Software </w:t>
       </w:r>
       <w:r>
         <w:rPr>
@@ -668,25 +627,7 @@
           <w:sz w:val="24"/>
           <w:szCs w:val="24"/>
         </w:rPr>
-        <w:t xml:space="preserve">Design </w:t>
-      </w:r>
-      <w:proofErr w:type="gramStart"/>
-      <w:r>
-        <w:rPr>
-          <w:rFonts w:ascii="Times New Roman" w:eastAsia="Dotum" w:hAnsi="Times New Roman" w:cs="Times New Roman"/>
-          <w:sz w:val="24"/>
-          <w:szCs w:val="24"/>
-        </w:rPr>
-        <w:t>Pattern,  Data</w:t>
-      </w:r>
-      <w:proofErr w:type="gramEnd"/>
-      <w:r>
-        <w:rPr>
-          <w:rFonts w:ascii="Times New Roman" w:eastAsia="Dotum" w:hAnsi="Times New Roman" w:cs="Times New Roman"/>
-          <w:sz w:val="24"/>
-          <w:szCs w:val="24"/>
-        </w:rPr>
-        <w:t xml:space="preserve"> Driven and </w:t>
+        <w:t xml:space="preserve">Design Pattern,  Data Driven and </w:t>
       </w:r>
       <w:r>
         <w:rPr>
@@ -1367,25 +1308,7 @@
           <w:sz w:val="24"/>
           <w:szCs w:val="24"/>
         </w:rPr>
-        <w:t xml:space="preserve">Experience in Functional, Smoke, Regression and End to </w:t>
-      </w:r>
-      <w:proofErr w:type="gramStart"/>
-      <w:r>
-        <w:rPr>
-          <w:rFonts w:ascii="Times New Roman" w:eastAsia="Dotum" w:hAnsi="Times New Roman" w:cs="Times New Roman"/>
-          <w:sz w:val="24"/>
-          <w:szCs w:val="24"/>
-        </w:rPr>
-        <w:t>End  Testing</w:t>
-      </w:r>
-      <w:proofErr w:type="gramEnd"/>
-      <w:r>
-        <w:rPr>
-          <w:rFonts w:ascii="Times New Roman" w:eastAsia="Dotum" w:hAnsi="Times New Roman" w:cs="Times New Roman"/>
-          <w:sz w:val="24"/>
-          <w:szCs w:val="24"/>
-        </w:rPr>
-        <w:t xml:space="preserve">. </w:t>
+        <w:t xml:space="preserve">Experience in Functional, Smoke, Regression and End to End  Testing. </w:t>
       </w:r>
     </w:p>
     <w:p>
@@ -1411,25 +1334,7 @@
           <w:sz w:val="24"/>
           <w:szCs w:val="24"/>
         </w:rPr>
-        <w:t xml:space="preserve">Experience in preparation </w:t>
-      </w:r>
-      <w:proofErr w:type="gramStart"/>
-      <w:r>
-        <w:rPr>
-          <w:rFonts w:ascii="Times New Roman" w:eastAsia="Dotum" w:hAnsi="Times New Roman" w:cs="Times New Roman"/>
-          <w:sz w:val="24"/>
-          <w:szCs w:val="24"/>
-        </w:rPr>
-        <w:t>of  Test</w:t>
-      </w:r>
-      <w:proofErr w:type="gramEnd"/>
-      <w:r>
-        <w:rPr>
-          <w:rFonts w:ascii="Times New Roman" w:eastAsia="Dotum" w:hAnsi="Times New Roman" w:cs="Times New Roman"/>
-          <w:sz w:val="24"/>
-          <w:szCs w:val="24"/>
-        </w:rPr>
-        <w:t xml:space="preserve"> scenarios, Test cases, Test data collection, Test execution and Defect reporting.</w:t>
+        <w:t>Experience in preparation of  Test scenarios, Test cases, Test data collection, Test execution and Defect reporting.</w:t>
       </w:r>
     </w:p>
     <w:p>
@@ -1455,18 +1360,8 @@
           <w:sz w:val="24"/>
           <w:szCs w:val="24"/>
         </w:rPr>
-        <w:t>Participated in all the agile ceremonies planning, daily scrum call delivery and reporting sprint level deliverable</w:t>
-      </w:r>
-      <w:proofErr w:type="gramStart"/>
-      <w:r>
-        <w:rPr>
-          <w:rFonts w:ascii="Times New Roman" w:eastAsia="Dotum" w:hAnsi="Times New Roman" w:cs="Times New Roman"/>
-          <w:sz w:val="24"/>
-          <w:szCs w:val="24"/>
-        </w:rPr>
-        <w:t>. .</w:t>
-      </w:r>
-      <w:proofErr w:type="gramEnd"/>
+        <w:t>Participated in all the agile ceremonies planning, daily scrum call delivery and reporting sprint level deliverable. .</w:t>
+      </w:r>
     </w:p>
     <w:p>
       <w:pPr>
@@ -1837,7 +1732,6 @@
           <w:szCs w:val="24"/>
         </w:rPr>
       </w:pPr>
-      <w:proofErr w:type="spellStart"/>
       <w:r>
         <w:rPr>
           <w:rFonts w:ascii="Times New Roman" w:eastAsia="Dotum" w:hAnsi="Times New Roman" w:cs="Times New Roman"/>
@@ -1846,72 +1740,37 @@
           <w:szCs w:val="24"/>
           <w:lang w:val="en-IN"/>
         </w:rPr>
-        <w:t>Sengamala</w:t>
-      </w:r>
-      <w:proofErr w:type="spellEnd"/>
-      <w:r>
-        <w:rPr>
-          <w:rFonts w:ascii="Times New Roman" w:eastAsia="Dotum" w:hAnsi="Times New Roman" w:cs="Times New Roman"/>
-          <w:b/>
+        <w:t>Sengamala Thayaar Educational Trust Women’s College</w:t>
+      </w:r>
+      <w:r>
+        <w:rPr>
+          <w:rFonts w:ascii="Times New Roman" w:eastAsia="Dotum" w:hAnsi="Times New Roman" w:cs="Times New Roman"/>
           <w:sz w:val="24"/>
           <w:szCs w:val="24"/>
           <w:lang w:val="en-IN"/>
         </w:rPr>
         <w:t xml:space="preserve"> </w:t>
       </w:r>
-      <w:proofErr w:type="spellStart"/>
-      <w:r>
-        <w:rPr>
-          <w:rFonts w:ascii="Times New Roman" w:eastAsia="Dotum" w:hAnsi="Times New Roman" w:cs="Times New Roman"/>
-          <w:b/>
+      <w:r>
+        <w:rPr>
+          <w:rFonts w:ascii="Times New Roman" w:eastAsia="Dotum" w:hAnsi="Times New Roman" w:cs="Times New Roman"/>
           <w:sz w:val="24"/>
           <w:szCs w:val="24"/>
           <w:lang w:val="en-IN"/>
         </w:rPr>
-        <w:t>Thayaar</w:t>
-      </w:r>
-      <w:proofErr w:type="spellEnd"/>
-      <w:r>
-        <w:rPr>
-          <w:rFonts w:ascii="Times New Roman" w:eastAsia="Dotum" w:hAnsi="Times New Roman" w:cs="Times New Roman"/>
-          <w:b/>
+        <w:t xml:space="preserve">- </w:t>
+      </w:r>
+      <w:r>
+        <w:rPr>
+          <w:rFonts w:ascii="Times New Roman" w:eastAsia="Dotum" w:hAnsi="Times New Roman" w:cs="Times New Roman"/>
+          <w:b/>
+          <w:w w:val="102"/>
           <w:sz w:val="24"/>
           <w:szCs w:val="24"/>
           <w:lang w:val="en-IN"/>
         </w:rPr>
-        <w:t xml:space="preserve"> Educational Trust Women’s College</w:t>
-      </w:r>
-      <w:r>
-        <w:rPr>
-          <w:rFonts w:ascii="Times New Roman" w:eastAsia="Dotum" w:hAnsi="Times New Roman" w:cs="Times New Roman"/>
-          <w:sz w:val="24"/>
-          <w:szCs w:val="24"/>
-          <w:lang w:val="en-IN"/>
-        </w:rPr>
-        <w:t xml:space="preserve"> </w:t>
-      </w:r>
-      <w:r>
-        <w:rPr>
-          <w:rFonts w:ascii="Times New Roman" w:eastAsia="Dotum" w:hAnsi="Times New Roman" w:cs="Times New Roman"/>
-          <w:sz w:val="24"/>
-          <w:szCs w:val="24"/>
-          <w:lang w:val="en-IN"/>
-        </w:rPr>
-        <w:t xml:space="preserve">- </w:t>
-      </w:r>
-      <w:proofErr w:type="spellStart"/>
-      <w:r>
-        <w:rPr>
-          <w:rFonts w:ascii="Times New Roman" w:eastAsia="Dotum" w:hAnsi="Times New Roman" w:cs="Times New Roman"/>
-          <w:b/>
-          <w:w w:val="102"/>
-          <w:sz w:val="24"/>
-          <w:szCs w:val="24"/>
-          <w:lang w:val="en-IN"/>
-        </w:rPr>
         <w:t>Bsc</w:t>
       </w:r>
-      <w:proofErr w:type="spellEnd"/>
       <w:r>
         <w:rPr>
           <w:rFonts w:ascii="Times New Roman" w:eastAsia="Dotum" w:hAnsi="Times New Roman" w:cs="Times New Roman"/>
@@ -2104,7 +1963,6 @@
         </w:rPr>
         <w:br/>
       </w:r>
-      <w:proofErr w:type="spellStart"/>
       <w:r>
         <w:rPr>
           <w:rFonts w:ascii="Arial Black" w:eastAsia="Dotum" w:hAnsi="Arial Black" w:cs="Times New Roman"/>
@@ -2113,18 +1971,7 @@
           <w:sz w:val="20"/>
           <w:szCs w:val="20"/>
         </w:rPr>
-        <w:t>Versuche</w:t>
-      </w:r>
-      <w:proofErr w:type="spellEnd"/>
-      <w:r>
-        <w:rPr>
-          <w:rFonts w:ascii="Arial Black" w:eastAsia="Dotum" w:hAnsi="Arial Black" w:cs="Times New Roman"/>
-          <w:b/>
-          <w:bCs/>
-          <w:sz w:val="20"/>
-          <w:szCs w:val="20"/>
-        </w:rPr>
-        <w:t xml:space="preserve"> Technologies Pvt Ltd – Chennai</w:t>
+        <w:t>Versuche Technologies Pvt Ltd – Chennai</w:t>
       </w:r>
       <w:r>
         <w:rPr>
@@ -2423,7 +2270,6 @@
         </w:rPr>
         <w:tab/>
       </w:r>
-      <w:proofErr w:type="gramStart"/>
       <w:r>
         <w:rPr>
           <w:rFonts w:ascii="Times New Roman" w:eastAsia="Dotum" w:hAnsi="Times New Roman" w:cs="Times New Roman"/>
@@ -2438,16 +2284,7 @@
           <w:sz w:val="24"/>
           <w:szCs w:val="24"/>
         </w:rPr>
-        <w:t xml:space="preserve"> ,</w:t>
-      </w:r>
-      <w:proofErr w:type="gramEnd"/>
-      <w:r>
-        <w:rPr>
-          <w:rFonts w:ascii="Times New Roman" w:eastAsia="Dotum" w:hAnsi="Times New Roman" w:cs="Times New Roman"/>
-          <w:sz w:val="24"/>
-          <w:szCs w:val="24"/>
-        </w:rPr>
-        <w:t xml:space="preserve"> PYTHON, REACT JS</w:t>
+        <w:t xml:space="preserve"> , PYTHON, REACT JS</w:t>
       </w:r>
     </w:p>
     <w:p>
@@ -3281,7 +3118,25 @@
           <w:szCs w:val="24"/>
           <w:lang w:eastAsia="ko-KR"/>
         </w:rPr>
-        <w:t xml:space="preserve"> – Nov 202</w:t>
+        <w:t xml:space="preserve"> – </w:t>
+      </w:r>
+      <w:r>
+        <w:rPr>
+          <w:rFonts w:ascii="Times New Roman" w:eastAsia="Dotum" w:hAnsi="Times New Roman" w:cs="Times New Roman"/>
+          <w:sz w:val="24"/>
+          <w:szCs w:val="24"/>
+          <w:lang w:eastAsia="ko-KR"/>
+        </w:rPr>
+        <w:t>Feb</w:t>
+      </w:r>
+      <w:r>
+        <w:rPr>
+          <w:rFonts w:ascii="Times New Roman" w:eastAsia="Dotum" w:hAnsi="Times New Roman" w:cs="Times New Roman"/>
+          <w:sz w:val="24"/>
+          <w:szCs w:val="24"/>
+          <w:lang w:eastAsia="ko-KR"/>
+        </w:rPr>
+        <w:t xml:space="preserve"> 202</w:t>
       </w:r>
       <w:r>
         <w:rPr>
@@ -3373,17 +3228,7 @@
           <w:szCs w:val="24"/>
           <w:lang w:val="en-IN" w:eastAsia="ko-KR"/>
         </w:rPr>
-        <w:t xml:space="preserve"> </w:t>
-      </w:r>
-      <w:proofErr w:type="gramStart"/>
-      <w:r>
-        <w:rPr>
-          <w:rFonts w:ascii="Times New Roman" w:eastAsia="Dotum" w:hAnsi="Times New Roman" w:cs="Times New Roman"/>
-          <w:sz w:val="24"/>
-          <w:szCs w:val="24"/>
-          <w:lang w:val="en-IN" w:eastAsia="ko-KR"/>
-        </w:rPr>
-        <w:t>automation</w:t>
+        <w:t xml:space="preserve"> automation</w:t>
       </w:r>
       <w:r>
         <w:rPr>
@@ -3401,17 +3246,7 @@
           <w:szCs w:val="24"/>
           <w:lang w:eastAsia="ko-KR"/>
         </w:rPr>
-        <w:t>The</w:t>
-      </w:r>
-      <w:proofErr w:type="gramEnd"/>
-      <w:r>
-        <w:rPr>
-          <w:rFonts w:ascii="Times New Roman" w:eastAsia="Dotum" w:hAnsi="Times New Roman" w:cs="Times New Roman"/>
-          <w:sz w:val="24"/>
-          <w:szCs w:val="24"/>
-          <w:lang w:eastAsia="ko-KR"/>
-        </w:rPr>
-        <w:t xml:space="preserve"> Company’s business consists of selling</w:t>
+        <w:t>The Company’s business consists of selling</w:t>
       </w:r>
       <w:r>
         <w:rPr>
@@ -3568,7 +3403,6 @@
         <w:lastRenderedPageBreak/>
         <w:t xml:space="preserve">Test Automation </w:t>
       </w:r>
-      <w:proofErr w:type="gramStart"/>
       <w:r>
         <w:rPr>
           <w:rFonts w:ascii="Times New Roman" w:eastAsia="Dotum" w:hAnsi="Times New Roman" w:cs="Times New Roman"/>
@@ -3584,34 +3418,7 @@
           <w:sz w:val="24"/>
           <w:szCs w:val="24"/>
         </w:rPr>
-        <w:t xml:space="preserve"> Selenium</w:t>
-      </w:r>
-      <w:proofErr w:type="gramEnd"/>
-      <w:r>
-        <w:rPr>
-          <w:rFonts w:ascii="Times New Roman" w:eastAsia="Dotum" w:hAnsi="Times New Roman" w:cs="Times New Roman"/>
-          <w:sz w:val="24"/>
-          <w:szCs w:val="24"/>
-        </w:rPr>
-        <w:t xml:space="preserve"> </w:t>
-      </w:r>
-      <w:proofErr w:type="spellStart"/>
-      <w:r>
-        <w:rPr>
-          <w:rFonts w:ascii="Times New Roman" w:eastAsia="Dotum" w:hAnsi="Times New Roman" w:cs="Times New Roman"/>
-          <w:sz w:val="24"/>
-          <w:szCs w:val="24"/>
-        </w:rPr>
-        <w:t>Webdriver</w:t>
-      </w:r>
-      <w:proofErr w:type="spellEnd"/>
-      <w:r>
-        <w:rPr>
-          <w:rFonts w:ascii="Times New Roman" w:eastAsia="Dotum" w:hAnsi="Times New Roman" w:cs="Times New Roman"/>
-          <w:sz w:val="24"/>
-          <w:szCs w:val="24"/>
-        </w:rPr>
-        <w:t xml:space="preserve"> </w:t>
+        <w:t xml:space="preserve"> Selenium Webdriver </w:t>
       </w:r>
       <w:r>
         <w:rPr>
@@ -3716,18 +3523,8 @@
           <w:sz w:val="24"/>
           <w:szCs w:val="24"/>
         </w:rPr>
-        <w:t xml:space="preserve">Creating and enhancing Test Cases (Test Scripts) using Element locators, WebDriver methods, Java programming </w:t>
-      </w:r>
-      <w:proofErr w:type="gramStart"/>
-      <w:r>
-        <w:rPr>
-          <w:rFonts w:ascii="Times New Roman" w:eastAsia="Dotum" w:hAnsi="Times New Roman" w:cs="Times New Roman"/>
-          <w:sz w:val="24"/>
-          <w:szCs w:val="24"/>
-        </w:rPr>
-        <w:t>concepts .</w:t>
-      </w:r>
-      <w:proofErr w:type="gramEnd"/>
+        <w:t>Creating and enhancing Test Cases (Test Scripts) using Element locators, WebDriver methods, Java programming concepts .</w:t>
+      </w:r>
     </w:p>
     <w:p>
       <w:pPr>
@@ -4960,7 +4757,6 @@
           <w:szCs w:val="24"/>
         </w:rPr>
       </w:pPr>
-      <w:proofErr w:type="gramStart"/>
       <w:r>
         <w:rPr>
           <w:rFonts w:ascii="Times New Roman" w:eastAsia="Dotum" w:hAnsi="Times New Roman" w:cs="Times New Roman"/>
@@ -4970,7 +4766,6 @@
         </w:rPr>
         <w:t>Date :</w:t>
       </w:r>
-      <w:proofErr w:type="gramEnd"/>
       <w:r>
         <w:rPr>
           <w:rFonts w:ascii="Times New Roman" w:eastAsia="Dotum" w:hAnsi="Times New Roman" w:cs="Times New Roman"/>
